--- a/resources/templates/accountability.docx
+++ b/resources/templates/accountability.docx
@@ -1569,8 +1569,6 @@
         </w:rPr>
         <w:t xml:space="preserve"> </w:t>
       </w:r>
-      <w:bookmarkStart w:id="0" w:name="_GoBack"/>
-      <w:bookmarkEnd w:id="0"/>
     </w:p>
     <w:p>
       <w:pPr>
@@ -3077,8 +3075,12 @@
     </w:tbl>
     <w:p/>
     <w:sectPr>
-      <w:headerReference w:type="default" r:id="rId8"/>
-      <w:footerReference w:type="default" r:id="rId9"/>
+      <w:headerReference w:type="even" r:id="rId8"/>
+      <w:headerReference w:type="default" r:id="rId9"/>
+      <w:footerReference w:type="even" r:id="rId10"/>
+      <w:footerReference w:type="default" r:id="rId11"/>
+      <w:headerReference w:type="first" r:id="rId12"/>
+      <w:footerReference w:type="first" r:id="rId13"/>
       <w:pgSz w:w="12240" w:h="18720" w:code="14"/>
       <w:pgMar w:top="1432" w:right="720" w:bottom="720" w:left="720" w:header="720" w:footer="0" w:gutter="0"/>
       <w:cols w:space="720"/>
@@ -3114,6 +3116,16 @@
 </file>
 
 <file path=word/footer1.xml><?xml version="1.0" encoding="utf-8"?>
+<w:ftr xmlns:wpc="http://schemas.microsoft.com/office/word/2010/wordprocessingCanvas" xmlns:cx="http://schemas.microsoft.com/office/drawing/2014/chartex" xmlns:cx1="http://schemas.microsoft.com/office/drawing/2015/9/8/chartex" xmlns:mc="http://schemas.openxmlformats.org/markup-compatibility/2006" xmlns:o="urn:schemas-microsoft-com:office:office" xmlns:r="http://schemas.openxmlformats.org/officeDocument/2006/relationships" xmlns:m="http://schemas.openxmlformats.org/officeDocument/2006/math" xmlns:v="urn:schemas-microsoft-com:vml" xmlns:wp14="http://schemas.microsoft.com/office/word/2010/wordprocessingDrawing" xmlns:wp="http://schemas.openxmlformats.org/drawingml/2006/wordprocessingDrawing" xmlns:w10="urn:schemas-microsoft-com:office:word" xmlns:w="http://schemas.openxmlformats.org/wordprocessingml/2006/main" xmlns:w14="http://schemas.microsoft.com/office/word/2010/wordml" xmlns:w15="http://schemas.microsoft.com/office/word/2012/wordml" xmlns:w16se="http://schemas.microsoft.com/office/word/2015/wordml/symex" xmlns:wpg="http://schemas.microsoft.com/office/word/2010/wordprocessingGroup" xmlns:wpi="http://schemas.microsoft.com/office/word/2010/wordprocessingInk" xmlns:wne="http://schemas.microsoft.com/office/word/2006/wordml" xmlns:wps="http://schemas.microsoft.com/office/word/2010/wordprocessingShape" mc:Ignorable="w14 w15 w16se wp14">
+  <w:p>
+    <w:pPr>
+      <w:pStyle w:val="Footer"/>
+    </w:pPr>
+  </w:p>
+</w:ftr>
+</file>
+
+<file path=word/footer2.xml><?xml version="1.0" encoding="utf-8"?>
 <w:ftr xmlns:wpc="http://schemas.microsoft.com/office/word/2010/wordprocessingCanvas" xmlns:cx="http://schemas.microsoft.com/office/drawing/2014/chartex" xmlns:cx1="http://schemas.microsoft.com/office/drawing/2015/9/8/chartex" xmlns:mc="http://schemas.openxmlformats.org/markup-compatibility/2006" xmlns:o="urn:schemas-microsoft-com:office:office" xmlns:r="http://schemas.openxmlformats.org/officeDocument/2006/relationships" xmlns:m="http://schemas.openxmlformats.org/officeDocument/2006/math" xmlns:v="urn:schemas-microsoft-com:vml" xmlns:wp14="http://schemas.microsoft.com/office/word/2010/wordprocessingDrawing" xmlns:wp="http://schemas.openxmlformats.org/drawingml/2006/wordprocessingDrawing" xmlns:w10="urn:schemas-microsoft-com:office:word" xmlns:w="http://schemas.openxmlformats.org/wordprocessingml/2006/main" xmlns:w14="http://schemas.microsoft.com/office/word/2010/wordml" xmlns:w15="http://schemas.microsoft.com/office/word/2012/wordml" xmlns:w16se="http://schemas.microsoft.com/office/word/2015/wordml/symex" xmlns:wpg="http://schemas.microsoft.com/office/word/2010/wordprocessingGroup" xmlns:wpi="http://schemas.microsoft.com/office/word/2010/wordprocessingInk" xmlns:wne="http://schemas.microsoft.com/office/word/2006/wordml" xmlns:wps="http://schemas.microsoft.com/office/word/2010/wordprocessingShape" mc:Ignorable="w14 w15 w16se wp14">
   <w:sdt>
     <w:sdtPr>
@@ -3149,7 +3161,7 @@
           <w:rPr>
             <w:noProof/>
           </w:rPr>
-          <w:t>2</w:t>
+          <w:t>1</w:t>
         </w:r>
         <w:r>
           <w:rPr>
@@ -3196,6 +3208,16 @@
 </w:ftr>
 </file>
 
+<file path=word/footer3.xml><?xml version="1.0" encoding="utf-8"?>
+<w:ftr xmlns:wpc="http://schemas.microsoft.com/office/word/2010/wordprocessingCanvas" xmlns:cx="http://schemas.microsoft.com/office/drawing/2014/chartex" xmlns:cx1="http://schemas.microsoft.com/office/drawing/2015/9/8/chartex" xmlns:mc="http://schemas.openxmlformats.org/markup-compatibility/2006" xmlns:o="urn:schemas-microsoft-com:office:office" xmlns:r="http://schemas.openxmlformats.org/officeDocument/2006/relationships" xmlns:m="http://schemas.openxmlformats.org/officeDocument/2006/math" xmlns:v="urn:schemas-microsoft-com:vml" xmlns:wp14="http://schemas.microsoft.com/office/word/2010/wordprocessingDrawing" xmlns:wp="http://schemas.openxmlformats.org/drawingml/2006/wordprocessingDrawing" xmlns:w10="urn:schemas-microsoft-com:office:word" xmlns:w="http://schemas.openxmlformats.org/wordprocessingml/2006/main" xmlns:w14="http://schemas.microsoft.com/office/word/2010/wordml" xmlns:w15="http://schemas.microsoft.com/office/word/2012/wordml" xmlns:w16se="http://schemas.microsoft.com/office/word/2015/wordml/symex" xmlns:wpg="http://schemas.microsoft.com/office/word/2010/wordprocessingGroup" xmlns:wpi="http://schemas.microsoft.com/office/word/2010/wordprocessingInk" xmlns:wne="http://schemas.microsoft.com/office/word/2006/wordml" xmlns:wps="http://schemas.microsoft.com/office/word/2010/wordprocessingShape" mc:Ignorable="w14 w15 w16se wp14">
+  <w:p>
+    <w:pPr>
+      <w:pStyle w:val="Footer"/>
+    </w:pPr>
+  </w:p>
+</w:ftr>
+</file>
+
 <file path=word/footnotes.xml><?xml version="1.0" encoding="utf-8"?>
 <w:footnotes xmlns:wpc="http://schemas.microsoft.com/office/word/2010/wordprocessingCanvas" xmlns:cx="http://schemas.microsoft.com/office/drawing/2014/chartex" xmlns:cx1="http://schemas.microsoft.com/office/drawing/2015/9/8/chartex" xmlns:mc="http://schemas.openxmlformats.org/markup-compatibility/2006" xmlns:o="urn:schemas-microsoft-com:office:office" xmlns:r="http://schemas.openxmlformats.org/officeDocument/2006/relationships" xmlns:m="http://schemas.openxmlformats.org/officeDocument/2006/math" xmlns:v="urn:schemas-microsoft-com:vml" xmlns:wp14="http://schemas.microsoft.com/office/word/2010/wordprocessingDrawing" xmlns:wp="http://schemas.openxmlformats.org/drawingml/2006/wordprocessingDrawing" xmlns:w10="urn:schemas-microsoft-com:office:word" xmlns:w="http://schemas.openxmlformats.org/wordprocessingml/2006/main" xmlns:w14="http://schemas.microsoft.com/office/word/2010/wordml" xmlns:w15="http://schemas.microsoft.com/office/word/2012/wordml" xmlns:w16se="http://schemas.microsoft.com/office/word/2015/wordml/symex" xmlns:wpg="http://schemas.microsoft.com/office/word/2010/wordprocessingGroup" xmlns:wpi="http://schemas.microsoft.com/office/word/2010/wordprocessingInk" xmlns:wne="http://schemas.microsoft.com/office/word/2006/wordml" xmlns:wps="http://schemas.microsoft.com/office/word/2010/wordprocessingShape" mc:Ignorable="w14 w15 w16se wp14">
   <w:footnote w:type="separator" w:id="-1">
@@ -3226,6 +3248,16 @@
   <w:p>
     <w:pPr>
       <w:pStyle w:val="Header"/>
+    </w:pPr>
+  </w:p>
+</w:hdr>
+</file>
+
+<file path=word/header2.xml><?xml version="1.0" encoding="utf-8"?>
+<w:hdr xmlns:wpc="http://schemas.microsoft.com/office/word/2010/wordprocessingCanvas" xmlns:cx="http://schemas.microsoft.com/office/drawing/2014/chartex" xmlns:cx1="http://schemas.microsoft.com/office/drawing/2015/9/8/chartex" xmlns:mc="http://schemas.openxmlformats.org/markup-compatibility/2006" xmlns:o="urn:schemas-microsoft-com:office:office" xmlns:r="http://schemas.openxmlformats.org/officeDocument/2006/relationships" xmlns:m="http://schemas.openxmlformats.org/officeDocument/2006/math" xmlns:v="urn:schemas-microsoft-com:vml" xmlns:wp14="http://schemas.microsoft.com/office/word/2010/wordprocessingDrawing" xmlns:wp="http://schemas.openxmlformats.org/drawingml/2006/wordprocessingDrawing" xmlns:w10="urn:schemas-microsoft-com:office:word" xmlns:w="http://schemas.openxmlformats.org/wordprocessingml/2006/main" xmlns:w14="http://schemas.microsoft.com/office/word/2010/wordml" xmlns:w15="http://schemas.microsoft.com/office/word/2012/wordml" xmlns:w16se="http://schemas.microsoft.com/office/word/2015/wordml/symex" xmlns:wpg="http://schemas.microsoft.com/office/word/2010/wordprocessingGroup" xmlns:wpi="http://schemas.microsoft.com/office/word/2010/wordprocessingInk" xmlns:wne="http://schemas.microsoft.com/office/word/2006/wordml" xmlns:wps="http://schemas.microsoft.com/office/word/2010/wordprocessingShape" mc:Ignorable="w14 w15 w16se wp14">
+  <w:p>
+    <w:pPr>
+      <w:pStyle w:val="Header"/>
       <w:rPr>
         <w:b/>
         <w:color w:val="1F497D"/>
@@ -3240,13 +3272,13 @@
         <wp:anchor distT="0" distB="0" distL="114300" distR="114300" simplePos="0" relativeHeight="251659264" behindDoc="1" locked="0" layoutInCell="1" allowOverlap="1" wp14:anchorId="62B04E2F" wp14:editId="5041B4C0">
           <wp:simplePos x="0" y="0"/>
           <wp:positionH relativeFrom="margin">
-            <wp:posOffset>-46990</wp:posOffset>
+            <wp:posOffset>-6350</wp:posOffset>
           </wp:positionH>
           <wp:positionV relativeFrom="paragraph">
-            <wp:posOffset>-390525</wp:posOffset>
+            <wp:posOffset>-323850</wp:posOffset>
           </wp:positionV>
-          <wp:extent cx="685800" cy="419548"/>
-          <wp:effectExtent l="0" t="0" r="0" b="0"/>
+          <wp:extent cx="469900" cy="374356"/>
+          <wp:effectExtent l="0" t="0" r="0" b="6985"/>
           <wp:wrapNone/>
           <wp:docPr id="5" name="Picture 5"/>
           <wp:cNvGraphicFramePr>
@@ -3276,7 +3308,7 @@
                 <pic:spPr>
                   <a:xfrm>
                     <a:off x="0" y="0"/>
-                    <a:ext cx="685800" cy="419548"/>
+                    <a:ext cx="472849" cy="376705"/>
                   </a:xfrm>
                   <a:prstGeom prst="rect">
                     <a:avLst/>
@@ -3299,7 +3331,7 @@
         <w:b/>
         <w:color w:val="1F497D"/>
       </w:rPr>
-      <w:t>Information Technology Department${department}</w:t>
+      <w:t>Information Technology Department</w:t>
     </w:r>
   </w:p>
   <w:p>
@@ -3611,16 +3643,36 @@
         <w:sz w:val="20"/>
         <w:szCs w:val="20"/>
       </w:rPr>
-      <w:t xml:space="preserve">                         : </w:t>
+      <w:t xml:space="preserve">             </w:t>
     </w:r>
+    <w:bookmarkStart w:id="0" w:name="_GoBack"/>
+    <w:bookmarkEnd w:id="0"/>
     <w:r>
       <w:rPr>
         <w:b/>
         <w:sz w:val="20"/>
         <w:szCs w:val="20"/>
       </w:rPr>
+      <w:t xml:space="preserve">            : </w:t>
+    </w:r>
+    <w:r>
+      <w:rPr>
+        <w:b/>
+        <w:sz w:val="20"/>
+        <w:szCs w:val="20"/>
+      </w:rPr>
       <w:t xml:space="preserve"> ${department}</w:t>
     </w:r>
+  </w:p>
+</w:hdr>
+</file>
+
+<file path=word/header3.xml><?xml version="1.0" encoding="utf-8"?>
+<w:hdr xmlns:wpc="http://schemas.microsoft.com/office/word/2010/wordprocessingCanvas" xmlns:cx="http://schemas.microsoft.com/office/drawing/2014/chartex" xmlns:cx1="http://schemas.microsoft.com/office/drawing/2015/9/8/chartex" xmlns:mc="http://schemas.openxmlformats.org/markup-compatibility/2006" xmlns:o="urn:schemas-microsoft-com:office:office" xmlns:r="http://schemas.openxmlformats.org/officeDocument/2006/relationships" xmlns:m="http://schemas.openxmlformats.org/officeDocument/2006/math" xmlns:v="urn:schemas-microsoft-com:vml" xmlns:wp14="http://schemas.microsoft.com/office/word/2010/wordprocessingDrawing" xmlns:wp="http://schemas.openxmlformats.org/drawingml/2006/wordprocessingDrawing" xmlns:w10="urn:schemas-microsoft-com:office:word" xmlns:w="http://schemas.openxmlformats.org/wordprocessingml/2006/main" xmlns:w14="http://schemas.microsoft.com/office/word/2010/wordml" xmlns:w15="http://schemas.microsoft.com/office/word/2012/wordml" xmlns:w16se="http://schemas.microsoft.com/office/word/2015/wordml/symex" xmlns:wpg="http://schemas.microsoft.com/office/word/2010/wordprocessingGroup" xmlns:wpi="http://schemas.microsoft.com/office/word/2010/wordprocessingInk" xmlns:wne="http://schemas.microsoft.com/office/word/2006/wordml" xmlns:wps="http://schemas.microsoft.com/office/word/2010/wordprocessingShape" mc:Ignorable="w14 w15 w16se wp14">
+  <w:p>
+    <w:pPr>
+      <w:pStyle w:val="Header"/>
+    </w:pPr>
   </w:p>
 </w:hdr>
 </file>
@@ -4954,7 +5006,7 @@
 </file>
 
 <file path=customXml/itemProps1.xml><?xml version="1.0" encoding="utf-8"?>
-<ds:datastoreItem xmlns:ds="http://schemas.openxmlformats.org/officeDocument/2006/customXml" ds:itemID="{E59B2D37-9DE4-432F-BFB4-99DC99DFE403}">
+<ds:datastoreItem xmlns:ds="http://schemas.openxmlformats.org/officeDocument/2006/customXml" ds:itemID="{8BC05D25-1A22-4FFD-8F5D-C7FC2FD83A4A}">
   <ds:schemaRefs>
     <ds:schemaRef ds:uri="http://schemas.openxmlformats.org/officeDocument/2006/bibliography"/>
   </ds:schemaRefs>
